--- a/lab3/report_lr3.docx
+++ b/lab3/report_lr3.docx
@@ -200,7 +200,7 @@
           <w:szCs w:val="28"/>
           <w:lang w:val="en-US" w:eastAsia="uk-UA"/>
         </w:rPr>
-        <w:t>2</w:t>
+        <w:t>3</w:t>
       </w:r>
     </w:p>
     <w:p>
@@ -255,8 +255,20 @@
           <w:szCs w:val="28"/>
           <w:lang w:eastAsia="uk-UA"/>
         </w:rPr>
-        <w:t>Технології програмування на С/Embedded</w:t>
-      </w:r>
+        <w:t>Технології програмування на С/</w:t>
+      </w:r>
+      <w:proofErr w:type="spellStart"/>
+      <w:r>
+        <w:rPr>
+          <w:rFonts w:ascii="Times New Roman" w:eastAsia="Times New Roman" w:hAnsi="Times New Roman" w:cs="Times New Roman"/>
+          <w:color w:val="000000"/>
+          <w:sz w:val="28"/>
+          <w:szCs w:val="28"/>
+          <w:lang w:eastAsia="uk-UA"/>
+        </w:rPr>
+        <w:t>Embedded</w:t>
+      </w:r>
+      <w:proofErr w:type="spellEnd"/>
       <w:r>
         <w:rPr>
           <w:rFonts w:ascii="Times New Roman" w:eastAsia="Times New Roman" w:hAnsi="Times New Roman" w:cs="Times New Roman"/>
@@ -709,21 +721,9 @@
           <w:color w:val="000000"/>
           <w:sz w:val="28"/>
           <w:szCs w:val="28"/>
-          <w:lang w:eastAsia="uk-UA"/>
-        </w:rPr>
-        <w:t>1</w:t>
-      </w:r>
-      <w:r>
-        <w:rPr>
-          <w:rFonts w:ascii="Times New Roman" w:eastAsia="Times New Roman" w:hAnsi="Times New Roman" w:cs="Times New Roman"/>
-          <w:b/>
-          <w:bCs/>
-          <w:color w:val="000000"/>
-          <w:sz w:val="28"/>
-          <w:szCs w:val="28"/>
-          <w:lang w:eastAsia="uk-UA"/>
-        </w:rPr>
-        <w:t>3</w:t>
+          <w:lang w:val="en-US" w:eastAsia="uk-UA"/>
+        </w:rPr>
+        <w:t>23</w:t>
       </w:r>
       <w:r>
         <w:rPr>
@@ -957,6 +957,7 @@
           <w:bCs/>
           <w:sz w:val="28"/>
           <w:szCs w:val="28"/>
+          <w:lang w:val="en-US"/>
         </w:rPr>
       </w:pPr>
       <w:r>
@@ -1001,8 +1002,9 @@
           <w:color w:val="000000"/>
           <w:sz w:val="28"/>
           <w:szCs w:val="28"/>
-        </w:rPr>
-        <w:t>2</w:t>
+          <w:lang w:val="en-US"/>
+        </w:rPr>
+        <w:t>3</w:t>
       </w:r>
     </w:p>
     <w:p>
@@ -1042,58 +1044,111 @@
           <w:szCs w:val="28"/>
           <w:lang w:val="en-US"/>
         </w:rPr>
-        <w:t>Lab2 - LEDs, Buttons, Interrupts</w:t>
-      </w:r>
-    </w:p>
-    <w:p>
-      <w:pPr>
-        <w:spacing w:after="0" w:line="360" w:lineRule="auto"/>
-        <w:jc w:val="center"/>
-        <w:rPr>
-          <w:rFonts w:ascii="Times New Roman" w:hAnsi="Times New Roman" w:cs="Times New Roman"/>
-          <w:b/>
-          <w:bCs/>
+        <w:t>Lab</w:t>
+      </w:r>
+      <w:r>
+        <w:rPr>
+          <w:color w:val="000000"/>
           <w:sz w:val="28"/>
           <w:szCs w:val="28"/>
           <w:lang w:val="en-US"/>
         </w:rPr>
-      </w:pPr>
-      <w:r>
-        <w:rPr>
-          <w:rFonts w:ascii="Times New Roman" w:hAnsi="Times New Roman" w:cs="Times New Roman"/>
-          <w:b/>
-          <w:bCs/>
-          <w:sz w:val="28"/>
-          <w:szCs w:val="28"/>
-        </w:rPr>
-        <w:t>Виконання</w:t>
-      </w:r>
-    </w:p>
-    <w:p>
-      <w:pPr>
-        <w:spacing w:after="0" w:line="360" w:lineRule="auto"/>
+        <w:t xml:space="preserve">3 – </w:t>
+      </w:r>
+      <w:r>
+        <w:rPr>
+          <w:color w:val="000000"/>
+          <w:sz w:val="28"/>
+          <w:szCs w:val="28"/>
+          <w:lang w:val="en-US"/>
+        </w:rPr>
+        <w:t>Timers</w:t>
+      </w:r>
+    </w:p>
+    <w:p>
+      <w:pPr>
+        <w:pStyle w:val="a3"/>
+        <w:spacing w:line="360" w:lineRule="auto"/>
         <w:jc w:val="both"/>
         <w:rPr>
-          <w:rFonts w:ascii="Times New Roman" w:hAnsi="Times New Roman" w:cs="Times New Roman"/>
-          <w:sz w:val="28"/>
-          <w:szCs w:val="28"/>
-        </w:rPr>
-      </w:pPr>
-      <w:r>
-        <w:rPr>
-          <w:rFonts w:ascii="Times New Roman" w:hAnsi="Times New Roman" w:cs="Times New Roman"/>
-          <w:sz w:val="28"/>
-          <w:szCs w:val="28"/>
-        </w:rPr>
-        <w:t>Посилання на додаток:</w:t>
-      </w:r>
-    </w:p>
-    <w:p>
-      <w:pPr>
-        <w:spacing w:after="0" w:line="360" w:lineRule="auto"/>
+          <w:b/>
+          <w:bCs/>
+          <w:color w:val="000000"/>
+          <w:sz w:val="28"/>
+          <w:szCs w:val="28"/>
+        </w:rPr>
+      </w:pPr>
+      <w:r>
+        <w:rPr>
+          <w:b/>
+          <w:bCs/>
+          <w:color w:val="000000"/>
+          <w:sz w:val="28"/>
+          <w:szCs w:val="28"/>
+        </w:rPr>
+        <w:t>Завдання:</w:t>
+      </w:r>
+    </w:p>
+    <w:p>
+      <w:pPr>
+        <w:pStyle w:val="a3"/>
+        <w:spacing w:line="360" w:lineRule="auto"/>
         <w:jc w:val="both"/>
         <w:rPr>
-          <w:rFonts w:ascii="Times New Roman" w:hAnsi="Times New Roman" w:cs="Times New Roman"/>
+          <w:color w:val="000000"/>
+          <w:sz w:val="28"/>
+          <w:szCs w:val="28"/>
+        </w:rPr>
+      </w:pPr>
+      <w:r>
+        <w:rPr>
+          <w:color w:val="000000"/>
+          <w:sz w:val="28"/>
+          <w:szCs w:val="28"/>
+        </w:rPr>
+        <w:t xml:space="preserve">Мета роботи </w:t>
+      </w:r>
+      <w:r>
+        <w:rPr>
+          <w:color w:val="000000"/>
+          <w:sz w:val="28"/>
+          <w:szCs w:val="28"/>
+        </w:rPr>
+        <w:t>–</w:t>
+      </w:r>
+      <w:r>
+        <w:rPr>
+          <w:color w:val="000000"/>
+          <w:sz w:val="28"/>
+          <w:szCs w:val="28"/>
+        </w:rPr>
+        <w:t xml:space="preserve"> зрозуміти як працюють таймери та як їх налаштовувати</w:t>
+      </w:r>
+      <w:r>
+        <w:rPr>
+          <w:color w:val="000000"/>
+          <w:sz w:val="28"/>
+          <w:szCs w:val="28"/>
+        </w:rPr>
+        <w:br/>
+        <w:t>Інструк</w:t>
+      </w:r>
+      <w:r>
+        <w:rPr>
+          <w:color w:val="000000"/>
+          <w:sz w:val="28"/>
+          <w:szCs w:val="28"/>
+        </w:rPr>
+        <w:t>ція з виконання:</w:t>
+      </w:r>
+    </w:p>
+    <w:p>
+      <w:pPr>
+        <w:pStyle w:val="a3"/>
+        <w:spacing w:line="360" w:lineRule="auto"/>
+        <w:jc w:val="both"/>
+        <w:rPr>
+          <w:color w:val="000000"/>
           <w:sz w:val="28"/>
           <w:szCs w:val="28"/>
         </w:rPr>
@@ -1102,39 +1157,201 @@
         <w:r>
           <w:rPr>
             <w:rStyle w:val="a5"/>
-            <w:rFonts w:ascii="Times New Roman" w:hAnsi="Times New Roman" w:cs="Times New Roman"/>
             <w:sz w:val="28"/>
             <w:szCs w:val="28"/>
           </w:rPr>
-          <w:t>https://github.com/bumajnici/C_Labs/blob/main/lab2/Core/Src/main.c</w:t>
+          <w:t>https://docs.google.com/presentation/d/12HhyAHqyEMBgpPFB8dyy06CNPxue4S_8/edit?usp=drive_link&amp;ouid=106470856013791679329&amp;rtpof=true&amp;sd=true</w:t>
         </w:r>
       </w:hyperlink>
-    </w:p>
-    <w:p>
-      <w:pPr>
-        <w:spacing w:after="0" w:line="360" w:lineRule="auto"/>
+      <w:r>
+        <w:rPr>
+          <w:color w:val="000000"/>
+          <w:sz w:val="28"/>
+          <w:szCs w:val="28"/>
+        </w:rPr>
+        <w:br/>
+        <w:t>Створити програму що використовує Timer4 для керування світлодіодами на платі.</w:t>
+      </w:r>
+    </w:p>
+    <w:p>
+      <w:pPr>
+        <w:pStyle w:val="a3"/>
+        <w:numPr>
+          <w:ilvl w:val="0"/>
+          <w:numId w:val="4"/>
+        </w:numPr>
+        <w:spacing w:line="360" w:lineRule="auto"/>
         <w:jc w:val="both"/>
         <w:rPr>
-          <w:rFonts w:ascii="Times New Roman" w:hAnsi="Times New Roman" w:cs="Times New Roman"/>
-          <w:sz w:val="28"/>
-          <w:szCs w:val="28"/>
-        </w:rPr>
-      </w:pPr>
-      <w:r>
-        <w:rPr>
-          <w:rFonts w:ascii="Times New Roman" w:hAnsi="Times New Roman" w:cs="Times New Roman"/>
-          <w:sz w:val="28"/>
-          <w:szCs w:val="28"/>
-        </w:rPr>
-        <w:t>Посилання на відео:</w:t>
-      </w:r>
-    </w:p>
-    <w:p>
-      <w:pPr>
-        <w:spacing w:after="0" w:line="360" w:lineRule="auto"/>
+          <w:color w:val="000000"/>
+          <w:sz w:val="28"/>
+          <w:szCs w:val="28"/>
+        </w:rPr>
+      </w:pPr>
+      <w:r>
+        <w:rPr>
+          <w:color w:val="000000"/>
+          <w:sz w:val="28"/>
+          <w:szCs w:val="28"/>
+        </w:rPr>
+        <w:t xml:space="preserve">4 </w:t>
+      </w:r>
+      <w:proofErr w:type="spellStart"/>
+      <w:r>
+        <w:rPr>
+          <w:color w:val="000000"/>
+          <w:sz w:val="28"/>
+          <w:szCs w:val="28"/>
+        </w:rPr>
+        <w:t>світлодіода</w:t>
+      </w:r>
+      <w:proofErr w:type="spellEnd"/>
+      <w:r>
+        <w:rPr>
+          <w:color w:val="000000"/>
+          <w:sz w:val="28"/>
+          <w:szCs w:val="28"/>
+        </w:rPr>
+        <w:t xml:space="preserve"> повинні блимати з однією частотою, але з різними</w:t>
+      </w:r>
+      <w:r>
+        <w:rPr>
+          <w:color w:val="000000"/>
+          <w:sz w:val="28"/>
+          <w:szCs w:val="28"/>
+        </w:rPr>
+        <w:br/>
+        <w:t>коефіцієнтами шпарування</w:t>
+      </w:r>
+      <w:r>
+        <w:rPr>
+          <w:color w:val="000000"/>
+          <w:sz w:val="28"/>
+          <w:szCs w:val="28"/>
+        </w:rPr>
+        <w:t>;</w:t>
+      </w:r>
+    </w:p>
+    <w:p>
+      <w:pPr>
+        <w:pStyle w:val="a3"/>
+        <w:numPr>
+          <w:ilvl w:val="0"/>
+          <w:numId w:val="4"/>
+        </w:numPr>
+        <w:spacing w:line="360" w:lineRule="auto"/>
         <w:jc w:val="both"/>
         <w:rPr>
-          <w:rFonts w:ascii="Times New Roman" w:hAnsi="Times New Roman" w:cs="Times New Roman"/>
+          <w:color w:val="000000"/>
+          <w:sz w:val="28"/>
+          <w:szCs w:val="28"/>
+        </w:rPr>
+      </w:pPr>
+      <w:r>
+        <w:rPr>
+          <w:color w:val="000000"/>
+          <w:sz w:val="28"/>
+          <w:szCs w:val="28"/>
+        </w:rPr>
+        <w:t>Частота та коефіцієнти вибираються з таблиці згідно вашого варіанта</w:t>
+      </w:r>
+      <w:r>
+        <w:rPr>
+          <w:color w:val="000000"/>
+          <w:sz w:val="28"/>
+          <w:szCs w:val="28"/>
+        </w:rPr>
+        <w:br/>
+        <w:t>(номер за списком групи).</w:t>
+      </w:r>
+    </w:p>
+    <w:p>
+      <w:pPr>
+        <w:pStyle w:val="a3"/>
+        <w:numPr>
+          <w:ilvl w:val="0"/>
+          <w:numId w:val="4"/>
+        </w:numPr>
+        <w:spacing w:line="360" w:lineRule="auto"/>
+        <w:jc w:val="both"/>
+        <w:rPr>
+          <w:color w:val="000000"/>
+          <w:sz w:val="28"/>
+          <w:szCs w:val="28"/>
+        </w:rPr>
+      </w:pPr>
+      <w:r>
+        <w:rPr>
+          <w:color w:val="000000"/>
+          <w:sz w:val="28"/>
+          <w:szCs w:val="28"/>
+        </w:rPr>
+        <w:t xml:space="preserve">Записати </w:t>
+      </w:r>
+      <w:proofErr w:type="spellStart"/>
+      <w:r>
+        <w:rPr>
+          <w:color w:val="000000"/>
+          <w:sz w:val="28"/>
+          <w:szCs w:val="28"/>
+        </w:rPr>
+        <w:t>трейс</w:t>
+      </w:r>
+      <w:proofErr w:type="spellEnd"/>
+      <w:r>
+        <w:rPr>
+          <w:color w:val="000000"/>
+          <w:sz w:val="28"/>
+          <w:szCs w:val="28"/>
+        </w:rPr>
+        <w:t xml:space="preserve"> сигналів для 4-х світлодіодів (за допомогою логічного аналізатора)</w:t>
+      </w:r>
+      <w:r>
+        <w:rPr>
+          <w:color w:val="000000"/>
+          <w:sz w:val="28"/>
+          <w:szCs w:val="28"/>
+        </w:rPr>
+        <w:t>;</w:t>
+      </w:r>
+    </w:p>
+    <w:p>
+      <w:pPr>
+        <w:pStyle w:val="a3"/>
+        <w:spacing w:line="360" w:lineRule="auto"/>
+        <w:ind w:firstLine="708"/>
+        <w:jc w:val="both"/>
+        <w:rPr>
+          <w:color w:val="000000"/>
+          <w:sz w:val="28"/>
+          <w:szCs w:val="28"/>
+        </w:rPr>
+      </w:pPr>
+      <w:r>
+        <w:rPr>
+          <w:color w:val="000000"/>
+          <w:sz w:val="28"/>
+          <w:szCs w:val="28"/>
+        </w:rPr>
+        <w:t>Правила користування віддаленими робочими машинами</w:t>
+      </w:r>
+      <w:r>
+        <w:rPr>
+          <w:color w:val="000000"/>
+          <w:sz w:val="28"/>
+          <w:szCs w:val="28"/>
+        </w:rPr>
+        <w:br/>
+        <w:t>доступні за наступним посиланням</w:t>
+      </w:r>
+    </w:p>
+    <w:p>
+      <w:pPr>
+        <w:pStyle w:val="a3"/>
+        <w:spacing w:line="360" w:lineRule="auto"/>
+        <w:jc w:val="both"/>
+        <w:rPr>
+          <w:color w:val="000000"/>
           <w:sz w:val="28"/>
           <w:szCs w:val="28"/>
         </w:rPr>
@@ -1143,13 +1360,198 @@
         <w:r>
           <w:rPr>
             <w:rStyle w:val="a5"/>
-            <w:rFonts w:ascii="Times New Roman" w:hAnsi="Times New Roman" w:cs="Times New Roman"/>
             <w:sz w:val="28"/>
             <w:szCs w:val="28"/>
           </w:rPr>
-          <w:t>https://github.com/bumajnici/C_Labs/blob/main/lab2/2026-10-13%2018-23-58.mp4</w:t>
+          <w:t>https://docs.google.com/spreadsheets/d/1LnPgpL2K-I9zIEHBub89HNCpQozt6k_AQr54SXIbuQk/edit?gid=0#gid=0</w:t>
         </w:r>
       </w:hyperlink>
+      <w:r>
+        <w:rPr>
+          <w:color w:val="000000"/>
+          <w:sz w:val="28"/>
+          <w:szCs w:val="28"/>
+        </w:rPr>
+        <w:br/>
+      </w:r>
+      <w:r>
+        <w:rPr>
+          <w:color w:val="000000"/>
+          <w:sz w:val="28"/>
+          <w:szCs w:val="28"/>
+        </w:rPr>
+        <w:br/>
+        <w:t>Звіт виконання - додати:</w:t>
+      </w:r>
+    </w:p>
+    <w:p>
+      <w:pPr>
+        <w:pStyle w:val="a3"/>
+        <w:numPr>
+          <w:ilvl w:val="0"/>
+          <w:numId w:val="5"/>
+        </w:numPr>
+        <w:spacing w:line="360" w:lineRule="auto"/>
+        <w:jc w:val="both"/>
+        <w:rPr>
+          <w:color w:val="000000"/>
+          <w:sz w:val="28"/>
+          <w:szCs w:val="28"/>
+        </w:rPr>
+      </w:pPr>
+      <w:r>
+        <w:rPr>
+          <w:color w:val="000000"/>
+          <w:sz w:val="28"/>
+          <w:szCs w:val="28"/>
+        </w:rPr>
+        <w:t>звіт по роботі</w:t>
+      </w:r>
+      <w:r>
+        <w:rPr>
+          <w:color w:val="000000"/>
+          <w:sz w:val="28"/>
+          <w:szCs w:val="28"/>
+        </w:rPr>
+        <w:t>;</w:t>
+      </w:r>
+    </w:p>
+    <w:p>
+      <w:pPr>
+        <w:pStyle w:val="a3"/>
+        <w:numPr>
+          <w:ilvl w:val="0"/>
+          <w:numId w:val="5"/>
+        </w:numPr>
+        <w:spacing w:line="360" w:lineRule="auto"/>
+        <w:jc w:val="both"/>
+        <w:rPr>
+          <w:color w:val="000000"/>
+          <w:sz w:val="28"/>
+          <w:szCs w:val="28"/>
+        </w:rPr>
+      </w:pPr>
+      <w:r>
+        <w:rPr>
+          <w:color w:val="000000"/>
+          <w:sz w:val="28"/>
+          <w:szCs w:val="28"/>
+        </w:rPr>
+        <w:t xml:space="preserve">посилання на додаток в вашому </w:t>
+      </w:r>
+      <w:proofErr w:type="spellStart"/>
+      <w:r>
+        <w:rPr>
+          <w:color w:val="000000"/>
+          <w:sz w:val="28"/>
+          <w:szCs w:val="28"/>
+        </w:rPr>
+        <w:t>Git</w:t>
+      </w:r>
+      <w:proofErr w:type="spellEnd"/>
+      <w:r>
+        <w:rPr>
+          <w:color w:val="000000"/>
+          <w:sz w:val="28"/>
+          <w:szCs w:val="28"/>
+        </w:rPr>
+        <w:t xml:space="preserve"> репозиторії:</w:t>
+      </w:r>
+    </w:p>
+    <w:p>
+      <w:pPr>
+        <w:pStyle w:val="a3"/>
+        <w:numPr>
+          <w:ilvl w:val="0"/>
+          <w:numId w:val="5"/>
+        </w:numPr>
+        <w:spacing w:line="360" w:lineRule="auto"/>
+        <w:jc w:val="both"/>
+        <w:rPr>
+          <w:color w:val="000000"/>
+          <w:sz w:val="28"/>
+          <w:szCs w:val="28"/>
+        </w:rPr>
+      </w:pPr>
+      <w:proofErr w:type="spellStart"/>
+      <w:r>
+        <w:rPr>
+          <w:color w:val="000000"/>
+          <w:sz w:val="28"/>
+          <w:szCs w:val="28"/>
+        </w:rPr>
+        <w:t>трейс</w:t>
+      </w:r>
+      <w:proofErr w:type="spellEnd"/>
+      <w:r>
+        <w:rPr>
+          <w:color w:val="000000"/>
+          <w:sz w:val="28"/>
+          <w:szCs w:val="28"/>
+        </w:rPr>
+        <w:t xml:space="preserve"> з логічного аналізатора (файл);</w:t>
+      </w:r>
+    </w:p>
+    <w:p>
+      <w:pPr>
+        <w:pStyle w:val="a3"/>
+        <w:numPr>
+          <w:ilvl w:val="0"/>
+          <w:numId w:val="5"/>
+        </w:numPr>
+        <w:spacing w:line="360" w:lineRule="auto"/>
+        <w:jc w:val="both"/>
+        <w:rPr>
+          <w:color w:val="000000"/>
+          <w:sz w:val="28"/>
+          <w:szCs w:val="28"/>
+        </w:rPr>
+      </w:pPr>
+      <w:r>
+        <w:rPr>
+          <w:color w:val="000000"/>
+          <w:sz w:val="28"/>
+          <w:szCs w:val="28"/>
+        </w:rPr>
+        <w:t>вказати ваш варіант.</w:t>
+      </w:r>
+    </w:p>
+    <w:p>
+      <w:pPr>
+        <w:spacing w:after="0" w:line="360" w:lineRule="auto"/>
+        <w:jc w:val="center"/>
+        <w:rPr>
+          <w:rFonts w:ascii="Times New Roman" w:hAnsi="Times New Roman" w:cs="Times New Roman"/>
+          <w:b/>
+          <w:bCs/>
+          <w:sz w:val="28"/>
+          <w:szCs w:val="28"/>
+        </w:rPr>
+      </w:pPr>
+    </w:p>
+    <w:p>
+      <w:pPr>
+        <w:spacing w:after="0" w:line="360" w:lineRule="auto"/>
+        <w:jc w:val="center"/>
+        <w:rPr>
+          <w:rFonts w:ascii="Times New Roman" w:hAnsi="Times New Roman" w:cs="Times New Roman"/>
+          <w:b/>
+          <w:bCs/>
+          <w:sz w:val="28"/>
+          <w:szCs w:val="28"/>
+        </w:rPr>
+      </w:pPr>
+      <w:r>
+        <w:rPr>
+          <w:rFonts w:ascii="Times New Roman" w:hAnsi="Times New Roman" w:cs="Times New Roman"/>
+          <w:b/>
+          <w:bCs/>
+          <w:sz w:val="28"/>
+          <w:szCs w:val="28"/>
+        </w:rPr>
+        <w:lastRenderedPageBreak/>
+        <w:t>Виконання</w:t>
+      </w:r>
     </w:p>
     <w:p>
       <w:pPr>
@@ -1167,7 +1569,7 @@
           <w:sz w:val="28"/>
           <w:szCs w:val="28"/>
         </w:rPr>
-        <w:t>Посилання на трейс з логічного аналізатора:</w:t>
+        <w:t>Варіант №16:</w:t>
       </w:r>
     </w:p>
     <w:p>
@@ -1179,6 +1581,74 @@
           <w:sz w:val="28"/>
           <w:szCs w:val="28"/>
           <w:lang w:val="en-US"/>
+        </w:rPr>
+      </w:pPr>
+      <w:r>
+        <w:rPr>
+          <w:rFonts w:ascii="Times New Roman" w:hAnsi="Times New Roman" w:cs="Times New Roman"/>
+          <w:sz w:val="28"/>
+          <w:szCs w:val="28"/>
+        </w:rPr>
+        <w:t>Частота – 3.51</w:t>
+      </w:r>
+      <w:r>
+        <w:rPr>
+          <w:rFonts w:ascii="Times New Roman" w:hAnsi="Times New Roman" w:cs="Times New Roman"/>
+          <w:sz w:val="28"/>
+          <w:szCs w:val="28"/>
+          <w:lang w:val="en-US"/>
+        </w:rPr>
+        <w:t xml:space="preserve"> kHz</w:t>
+      </w:r>
+    </w:p>
+    <w:p>
+      <w:pPr>
+        <w:spacing w:after="0" w:line="360" w:lineRule="auto"/>
+        <w:jc w:val="both"/>
+        <w:rPr>
+          <w:rFonts w:ascii="Times New Roman" w:hAnsi="Times New Roman" w:cs="Times New Roman"/>
+          <w:sz w:val="28"/>
+          <w:szCs w:val="28"/>
+          <w:lang w:val="en-US"/>
+        </w:rPr>
+      </w:pPr>
+      <w:r>
+        <w:rPr>
+          <w:rFonts w:ascii="Times New Roman" w:hAnsi="Times New Roman" w:cs="Times New Roman"/>
+          <w:sz w:val="28"/>
+          <w:szCs w:val="28"/>
+          <w:lang w:val="en-US"/>
+        </w:rPr>
+        <w:t>Duty cycle – Red = 78%, Green = 35%, Orange = 25%, Blue = 50%</w:t>
+      </w:r>
+    </w:p>
+    <w:p>
+      <w:pPr>
+        <w:spacing w:after="0" w:line="360" w:lineRule="auto"/>
+        <w:jc w:val="both"/>
+        <w:rPr>
+          <w:rFonts w:ascii="Times New Roman" w:hAnsi="Times New Roman" w:cs="Times New Roman"/>
+          <w:sz w:val="28"/>
+          <w:szCs w:val="28"/>
+        </w:rPr>
+      </w:pPr>
+      <w:r>
+        <w:rPr>
+          <w:rFonts w:ascii="Times New Roman" w:hAnsi="Times New Roman" w:cs="Times New Roman"/>
+          <w:sz w:val="28"/>
+          <w:szCs w:val="28"/>
+        </w:rPr>
+        <w:t>Посилання на додаток:</w:t>
+      </w:r>
+    </w:p>
+    <w:p>
+      <w:pPr>
+        <w:spacing w:after="0" w:line="360" w:lineRule="auto"/>
+        <w:jc w:val="both"/>
+        <w:rPr>
+          <w:rFonts w:ascii="Times New Roman" w:hAnsi="Times New Roman" w:cs="Times New Roman"/>
+          <w:sz w:val="28"/>
+          <w:szCs w:val="28"/>
         </w:rPr>
       </w:pPr>
       <w:hyperlink r:id="rId7" w:history="1">
@@ -1189,7 +1659,7 @@
             <w:sz w:val="28"/>
             <w:szCs w:val="28"/>
           </w:rPr>
-          <w:t>https://github.com/bumajnici/C_Labs/blob/main/lab2/Session_lab2_Mykola.sal</w:t>
+          <w:t>https://github.com/bumajnici/C_Labs/blob/main/lab3/Core/Src/main.c</w:t>
         </w:r>
       </w:hyperlink>
     </w:p>
@@ -1209,7 +1679,7 @@
           <w:sz w:val="28"/>
           <w:szCs w:val="28"/>
         </w:rPr>
-        <w:t>Посилання на скріншот з трейсу з логічного аналізатора:</w:t>
+        <w:t>Посилання на відео:</w:t>
       </w:r>
     </w:p>
     <w:p>
@@ -1230,7 +1700,127 @@
             <w:sz w:val="28"/>
             <w:szCs w:val="28"/>
           </w:rPr>
-          <w:t>https://github.com/bumajnici/C_Labs/blob/main/lab2/Logic_lab2_Mykola.png</w:t>
+          <w:t>https://github.com/bumajnici/C_Labs/blob/main/lab3/lab3_record.mp4</w:t>
+        </w:r>
+      </w:hyperlink>
+    </w:p>
+    <w:p>
+      <w:pPr>
+        <w:spacing w:after="0" w:line="360" w:lineRule="auto"/>
+        <w:jc w:val="both"/>
+        <w:rPr>
+          <w:rFonts w:ascii="Times New Roman" w:hAnsi="Times New Roman" w:cs="Times New Roman"/>
+          <w:sz w:val="28"/>
+          <w:szCs w:val="28"/>
+        </w:rPr>
+      </w:pPr>
+      <w:r>
+        <w:rPr>
+          <w:rFonts w:ascii="Times New Roman" w:hAnsi="Times New Roman" w:cs="Times New Roman"/>
+          <w:sz w:val="28"/>
+          <w:szCs w:val="28"/>
+        </w:rPr>
+        <w:t xml:space="preserve">Посилання на </w:t>
+      </w:r>
+      <w:proofErr w:type="spellStart"/>
+      <w:r>
+        <w:rPr>
+          <w:rFonts w:ascii="Times New Roman" w:hAnsi="Times New Roman" w:cs="Times New Roman"/>
+          <w:sz w:val="28"/>
+          <w:szCs w:val="28"/>
+        </w:rPr>
+        <w:t>трейс</w:t>
+      </w:r>
+      <w:proofErr w:type="spellEnd"/>
+      <w:r>
+        <w:rPr>
+          <w:rFonts w:ascii="Times New Roman" w:hAnsi="Times New Roman" w:cs="Times New Roman"/>
+          <w:sz w:val="28"/>
+          <w:szCs w:val="28"/>
+        </w:rPr>
+        <w:t xml:space="preserve"> з логічного аналізатора:</w:t>
+      </w:r>
+    </w:p>
+    <w:p>
+      <w:pPr>
+        <w:spacing w:after="0" w:line="360" w:lineRule="auto"/>
+        <w:jc w:val="both"/>
+        <w:rPr>
+          <w:rFonts w:ascii="Times New Roman" w:hAnsi="Times New Roman" w:cs="Times New Roman"/>
+          <w:sz w:val="28"/>
+          <w:szCs w:val="28"/>
+          <w:lang w:val="en-US"/>
+        </w:rPr>
+      </w:pPr>
+      <w:hyperlink r:id="rId9" w:history="1">
+        <w:r>
+          <w:rPr>
+            <w:rStyle w:val="a5"/>
+            <w:rFonts w:ascii="Times New Roman" w:hAnsi="Times New Roman" w:cs="Times New Roman"/>
+            <w:sz w:val="28"/>
+            <w:szCs w:val="28"/>
+            <w:lang w:val="en-US"/>
+          </w:rPr>
+          <w:t>https://github.com/bumajnici/C_Labs/blob/main/lab3/lab3_session.sal</w:t>
+        </w:r>
+      </w:hyperlink>
+    </w:p>
+    <w:p>
+      <w:pPr>
+        <w:spacing w:after="0" w:line="360" w:lineRule="auto"/>
+        <w:jc w:val="both"/>
+        <w:rPr>
+          <w:rFonts w:ascii="Times New Roman" w:hAnsi="Times New Roman" w:cs="Times New Roman"/>
+          <w:sz w:val="28"/>
+          <w:szCs w:val="28"/>
+        </w:rPr>
+      </w:pPr>
+      <w:r>
+        <w:rPr>
+          <w:rFonts w:ascii="Times New Roman" w:hAnsi="Times New Roman" w:cs="Times New Roman"/>
+          <w:sz w:val="28"/>
+          <w:szCs w:val="28"/>
+        </w:rPr>
+        <w:t xml:space="preserve">Посилання на скріншот з </w:t>
+      </w:r>
+      <w:proofErr w:type="spellStart"/>
+      <w:r>
+        <w:rPr>
+          <w:rFonts w:ascii="Times New Roman" w:hAnsi="Times New Roman" w:cs="Times New Roman"/>
+          <w:sz w:val="28"/>
+          <w:szCs w:val="28"/>
+        </w:rPr>
+        <w:t>трейсу</w:t>
+      </w:r>
+      <w:proofErr w:type="spellEnd"/>
+      <w:r>
+        <w:rPr>
+          <w:rFonts w:ascii="Times New Roman" w:hAnsi="Times New Roman" w:cs="Times New Roman"/>
+          <w:sz w:val="28"/>
+          <w:szCs w:val="28"/>
+        </w:rPr>
+        <w:t xml:space="preserve"> з логічного аналізатора:</w:t>
+      </w:r>
+    </w:p>
+    <w:p>
+      <w:pPr>
+        <w:spacing w:after="0" w:line="360" w:lineRule="auto"/>
+        <w:jc w:val="both"/>
+        <w:rPr>
+          <w:rFonts w:ascii="Times New Roman" w:hAnsi="Times New Roman" w:cs="Times New Roman"/>
+          <w:sz w:val="28"/>
+          <w:szCs w:val="28"/>
+        </w:rPr>
+      </w:pPr>
+      <w:hyperlink r:id="rId10" w:history="1">
+        <w:r>
+          <w:rPr>
+            <w:rStyle w:val="a5"/>
+            <w:rFonts w:ascii="Times New Roman" w:hAnsi="Times New Roman" w:cs="Times New Roman"/>
+            <w:sz w:val="28"/>
+            <w:szCs w:val="28"/>
+          </w:rPr>
+          <w:t>https://github.com/bumajnici/C_Labs/blob/main/lab3/lab3_trace.png</w:t>
         </w:r>
       </w:hyperlink>
     </w:p>
@@ -1422,6 +2012,118 @@
     </w:lvl>
   </w:abstractNum>
   <w:abstractNum w:abstractNumId="2" w15:restartNumberingAfterBreak="0">
+    <w:nsid w:val="44F40CA9"/>
+    <w:multiLevelType w:val="hybridMultilevel"/>
+    <w:tmpl w:val="AB7A10BC"/>
+    <w:lvl w:ilvl="0" w:tplc="375E73B6">
+      <w:numFmt w:val="bullet"/>
+      <w:lvlText w:val="-"/>
+      <w:lvlJc w:val="left"/>
+      <w:pPr>
+        <w:ind w:left="720" w:hanging="360"/>
+      </w:pPr>
+      <w:rPr>
+        <w:rFonts w:ascii="Times New Roman" w:eastAsia="Times New Roman" w:hAnsi="Times New Roman" w:cs="Times New Roman" w:hint="default"/>
+      </w:rPr>
+    </w:lvl>
+    <w:lvl w:ilvl="1" w:tplc="04090003" w:tentative="1">
+      <w:start w:val="1"/>
+      <w:numFmt w:val="bullet"/>
+      <w:lvlText w:val="o"/>
+      <w:lvlJc w:val="left"/>
+      <w:pPr>
+        <w:ind w:left="1440" w:hanging="360"/>
+      </w:pPr>
+      <w:rPr>
+        <w:rFonts w:ascii="Courier New" w:hAnsi="Courier New" w:cs="Courier New" w:hint="default"/>
+      </w:rPr>
+    </w:lvl>
+    <w:lvl w:ilvl="2" w:tplc="04090005" w:tentative="1">
+      <w:start w:val="1"/>
+      <w:numFmt w:val="bullet"/>
+      <w:lvlText w:val=""/>
+      <w:lvlJc w:val="left"/>
+      <w:pPr>
+        <w:ind w:left="2160" w:hanging="360"/>
+      </w:pPr>
+      <w:rPr>
+        <w:rFonts w:ascii="Wingdings" w:hAnsi="Wingdings" w:hint="default"/>
+      </w:rPr>
+    </w:lvl>
+    <w:lvl w:ilvl="3" w:tplc="04090001" w:tentative="1">
+      <w:start w:val="1"/>
+      <w:numFmt w:val="bullet"/>
+      <w:lvlText w:val=""/>
+      <w:lvlJc w:val="left"/>
+      <w:pPr>
+        <w:ind w:left="2880" w:hanging="360"/>
+      </w:pPr>
+      <w:rPr>
+        <w:rFonts w:ascii="Symbol" w:hAnsi="Symbol" w:hint="default"/>
+      </w:rPr>
+    </w:lvl>
+    <w:lvl w:ilvl="4" w:tplc="04090003" w:tentative="1">
+      <w:start w:val="1"/>
+      <w:numFmt w:val="bullet"/>
+      <w:lvlText w:val="o"/>
+      <w:lvlJc w:val="left"/>
+      <w:pPr>
+        <w:ind w:left="3600" w:hanging="360"/>
+      </w:pPr>
+      <w:rPr>
+        <w:rFonts w:ascii="Courier New" w:hAnsi="Courier New" w:cs="Courier New" w:hint="default"/>
+      </w:rPr>
+    </w:lvl>
+    <w:lvl w:ilvl="5" w:tplc="04090005" w:tentative="1">
+      <w:start w:val="1"/>
+      <w:numFmt w:val="bullet"/>
+      <w:lvlText w:val=""/>
+      <w:lvlJc w:val="left"/>
+      <w:pPr>
+        <w:ind w:left="4320" w:hanging="360"/>
+      </w:pPr>
+      <w:rPr>
+        <w:rFonts w:ascii="Wingdings" w:hAnsi="Wingdings" w:hint="default"/>
+      </w:rPr>
+    </w:lvl>
+    <w:lvl w:ilvl="6" w:tplc="04090001" w:tentative="1">
+      <w:start w:val="1"/>
+      <w:numFmt w:val="bullet"/>
+      <w:lvlText w:val=""/>
+      <w:lvlJc w:val="left"/>
+      <w:pPr>
+        <w:ind w:left="5040" w:hanging="360"/>
+      </w:pPr>
+      <w:rPr>
+        <w:rFonts w:ascii="Symbol" w:hAnsi="Symbol" w:hint="default"/>
+      </w:rPr>
+    </w:lvl>
+    <w:lvl w:ilvl="7" w:tplc="04090003" w:tentative="1">
+      <w:start w:val="1"/>
+      <w:numFmt w:val="bullet"/>
+      <w:lvlText w:val="o"/>
+      <w:lvlJc w:val="left"/>
+      <w:pPr>
+        <w:ind w:left="5760" w:hanging="360"/>
+      </w:pPr>
+      <w:rPr>
+        <w:rFonts w:ascii="Courier New" w:hAnsi="Courier New" w:cs="Courier New" w:hint="default"/>
+      </w:rPr>
+    </w:lvl>
+    <w:lvl w:ilvl="8" w:tplc="04090005" w:tentative="1">
+      <w:start w:val="1"/>
+      <w:numFmt w:val="bullet"/>
+      <w:lvlText w:val=""/>
+      <w:lvlJc w:val="left"/>
+      <w:pPr>
+        <w:ind w:left="6480" w:hanging="360"/>
+      </w:pPr>
+      <w:rPr>
+        <w:rFonts w:ascii="Wingdings" w:hAnsi="Wingdings" w:hint="default"/>
+      </w:rPr>
+    </w:lvl>
+  </w:abstractNum>
+  <w:abstractNum w:abstractNumId="3" w15:restartNumberingAfterBreak="0">
     <w:nsid w:val="45D001E9"/>
     <w:multiLevelType w:val="multilevel"/>
     <w:tmpl w:val="0724640C"/>
@@ -1568,6 +2270,95 @@
         <w:rFonts w:ascii="Wingdings" w:hAnsi="Wingdings" w:hint="default"/>
         <w:sz w:val="20"/>
       </w:rPr>
+    </w:lvl>
+  </w:abstractNum>
+  <w:abstractNum w:abstractNumId="4" w15:restartNumberingAfterBreak="0">
+    <w:nsid w:val="4AED2EE7"/>
+    <w:multiLevelType w:val="hybridMultilevel"/>
+    <w:tmpl w:val="DAE072CA"/>
+    <w:lvl w:ilvl="0" w:tplc="0409000F">
+      <w:start w:val="1"/>
+      <w:numFmt w:val="decimal"/>
+      <w:lvlText w:val="%1."/>
+      <w:lvlJc w:val="left"/>
+      <w:pPr>
+        <w:ind w:left="720" w:hanging="360"/>
+      </w:pPr>
+      <w:rPr>
+        <w:rFonts w:hint="default"/>
+      </w:rPr>
+    </w:lvl>
+    <w:lvl w:ilvl="1" w:tplc="04090019" w:tentative="1">
+      <w:start w:val="1"/>
+      <w:numFmt w:val="lowerLetter"/>
+      <w:lvlText w:val="%2."/>
+      <w:lvlJc w:val="left"/>
+      <w:pPr>
+        <w:ind w:left="1440" w:hanging="360"/>
+      </w:pPr>
+    </w:lvl>
+    <w:lvl w:ilvl="2" w:tplc="0409001B" w:tentative="1">
+      <w:start w:val="1"/>
+      <w:numFmt w:val="lowerRoman"/>
+      <w:lvlText w:val="%3."/>
+      <w:lvlJc w:val="right"/>
+      <w:pPr>
+        <w:ind w:left="2160" w:hanging="180"/>
+      </w:pPr>
+    </w:lvl>
+    <w:lvl w:ilvl="3" w:tplc="0409000F" w:tentative="1">
+      <w:start w:val="1"/>
+      <w:numFmt w:val="decimal"/>
+      <w:lvlText w:val="%4."/>
+      <w:lvlJc w:val="left"/>
+      <w:pPr>
+        <w:ind w:left="2880" w:hanging="360"/>
+      </w:pPr>
+    </w:lvl>
+    <w:lvl w:ilvl="4" w:tplc="04090019" w:tentative="1">
+      <w:start w:val="1"/>
+      <w:numFmt w:val="lowerLetter"/>
+      <w:lvlText w:val="%5."/>
+      <w:lvlJc w:val="left"/>
+      <w:pPr>
+        <w:ind w:left="3600" w:hanging="360"/>
+      </w:pPr>
+    </w:lvl>
+    <w:lvl w:ilvl="5" w:tplc="0409001B" w:tentative="1">
+      <w:start w:val="1"/>
+      <w:numFmt w:val="lowerRoman"/>
+      <w:lvlText w:val="%6."/>
+      <w:lvlJc w:val="right"/>
+      <w:pPr>
+        <w:ind w:left="4320" w:hanging="180"/>
+      </w:pPr>
+    </w:lvl>
+    <w:lvl w:ilvl="6" w:tplc="0409000F" w:tentative="1">
+      <w:start w:val="1"/>
+      <w:numFmt w:val="decimal"/>
+      <w:lvlText w:val="%7."/>
+      <w:lvlJc w:val="left"/>
+      <w:pPr>
+        <w:ind w:left="5040" w:hanging="360"/>
+      </w:pPr>
+    </w:lvl>
+    <w:lvl w:ilvl="7" w:tplc="04090019" w:tentative="1">
+      <w:start w:val="1"/>
+      <w:numFmt w:val="lowerLetter"/>
+      <w:lvlText w:val="%8."/>
+      <w:lvlJc w:val="left"/>
+      <w:pPr>
+        <w:ind w:left="5760" w:hanging="360"/>
+      </w:pPr>
+    </w:lvl>
+    <w:lvl w:ilvl="8" w:tplc="0409001B" w:tentative="1">
+      <w:start w:val="1"/>
+      <w:numFmt w:val="lowerRoman"/>
+      <w:lvlText w:val="%9."/>
+      <w:lvlJc w:val="right"/>
+      <w:pPr>
+        <w:ind w:left="6480" w:hanging="180"/>
+      </w:pPr>
     </w:lvl>
   </w:abstractNum>
   <w:num w:numId="1" w16cid:durableId="1902016486">
@@ -1577,7 +2368,13 @@
     <w:abstractNumId w:val="1"/>
   </w:num>
   <w:num w:numId="3" w16cid:durableId="1123961545">
+    <w:abstractNumId w:val="3"/>
+  </w:num>
+  <w:num w:numId="4" w16cid:durableId="1744377707">
     <w:abstractNumId w:val="2"/>
+  </w:num>
+  <w:num w:numId="5" w16cid:durableId="2072848522">
+    <w:abstractNumId w:val="4"/>
   </w:num>
 </w:numbering>
 </file>
@@ -2006,7 +2803,6 @@
   <w:style w:type="character" w:default="1" w:styleId="a0">
     <w:name w:val="Default Paragraph Font"/>
     <w:uiPriority w:val="1"/>
-    <w:semiHidden/>
     <w:unhideWhenUsed/>
   </w:style>
   <w:style w:type="table" w:default="1" w:styleId="a1">
